--- a/docs/feature/agency-workspace/3-4-15-delete-workspace/spec.docx
+++ b/docs/feature/agency-workspace/3-4-15-delete-workspace/spec.docx
@@ -8,7 +8,7 @@
           <w:b/>
           <w:sz w:val="26"/>
         </w:rPr>
-        <w:t>FR 3.4.15 Delete Workspace</w:t>
+        <w:t>3.4.15 Delete Workspace</w:t>
       </w:r>
     </w:p>
     <w:p>
@@ -22,7 +22,7 @@
     </w:p>
     <w:p>
       <w:r>
-        <w:t>Owner mo Workspace Settings, bam Delete.</w:t>
+        <w:t>Begins when an Agency owner confirms deletion of a Workspace. Proposed — not yet implemented.</w:t>
       </w:r>
     </w:p>
     <w:p>
@@ -48,7 +48,7 @@
         <w:t xml:space="preserve">Actors / Roles: </w:t>
       </w:r>
       <w:r>
-        <w:t>Owner (Agency) - chua xac nhan cap quyen chinh xac.</w:t>
+        <w:t>Agency OWNER (proposed — not yet confirmed; the exact role gate is still open).</w:t>
       </w:r>
     </w:p>
     <w:p>
@@ -65,7 +65,7 @@
         <w:t xml:space="preserve">Purpose: </w:t>
       </w:r>
       <w:r>
-        <w:t>Soft-delete 1 Workspace (chua code).</w:t>
+        <w:t>Lets the owner remove a Workspace that is no longer used while keeping it recoverable for 30 days. Proposed — not yet implemented.</w:t>
       </w:r>
     </w:p>
     <w:p>
@@ -82,7 +82,7 @@
         <w:t xml:space="preserve">Interface: </w:t>
       </w:r>
       <w:r>
-        <w:t>DELETE /api/v1/workspaces/{id} (DE XUAT - CHUA CO TRONG CODE).</w:t>
+        <w:t>Delete action inside Workspace settings, shown only to the owner, followed by a confirmation dialog that requires typing the Workspace name.</w:t>
       </w:r>
     </w:p>
     <w:p>
@@ -99,7 +99,7 @@
         <w:t xml:space="preserve">Data Processing: </w:t>
       </w:r>
       <w:r>
-        <w:t>Chua co - Workspace entity co san field status/deletedAt nhung chua co service/API nao dung.</w:t>
+        <w:t>The system marks the Workspace as soft-deleted with the deletion timestamp; every member and Client immediately loses access and all data inside the Workspace becomes inactive without being physically removed. Proposed — not yet implemented.</w:t>
       </w:r>
     </w:p>
     <w:p>
@@ -113,7 +113,7 @@
     </w:p>
     <w:p>
       <w:r>
-        <w:t>Workspace Settings (du kien).</w:t>
+        <w:t>Figure — Delete Workspace Dialog (proposed — not yet implemented):</w:t>
       </w:r>
     </w:p>
     <w:p>
@@ -124,7 +124,29 @@
         <w:t xml:space="preserve">-  </w:t>
       </w:r>
       <w:r>
-        <w:t>Nut Delete voi confirm nhap ten Workspace</w:t>
+        <w:t>A destructive confirmation dialog opened from Workspace settings, visible to the owner only.</w:t>
+      </w:r>
+    </w:p>
+    <w:p>
+      <w:pPr>
+        <w:ind w:left="360"/>
+      </w:pPr>
+      <w:r>
+        <w:t xml:space="preserve">-  </w:t>
+      </w:r>
+      <w:r>
+        <w:t>The dialog requires the user to type the Workspace name before the destructive action is enabled.</w:t>
+      </w:r>
+    </w:p>
+    <w:p>
+      <w:pPr>
+        <w:ind w:left="360"/>
+      </w:pPr>
+      <w:r>
+        <w:t xml:space="preserve">-  </w:t>
+      </w:r>
+      <w:r>
+        <w:t>A matching restore entry appears in the list of deleted Workspaces for 30 days.</w:t>
       </w:r>
     </w:p>
     <w:p>
@@ -149,7 +171,7 @@
         <w:t xml:space="preserve">Input required: </w:t>
       </w:r>
       <w:r>
-        <w:t>workspaceId (path, du kien).</w:t>
+        <w:t>The Workspace identifier; the caller's authenticated identity; the typed Workspace name confirming the action.</w:t>
       </w:r>
     </w:p>
     <w:p>
@@ -160,7 +182,7 @@
         <w:t xml:space="preserve">System data: </w:t>
       </w:r>
       <w:r>
-        <w:t>workspaces.status, workspaces.deletedAt (chua duoc set boi code nao).</w:t>
+        <w:t>The Workspace record with its status and deletion timestamp; the deletion window allowed for restoration.</w:t>
       </w:r>
     </w:p>
     <w:p>
@@ -171,7 +193,7 @@
         <w:t xml:space="preserve">Output: </w:t>
       </w:r>
       <w:r>
-        <w:t>Chua co DTO that.</w:t>
+        <w:t>Confirmation that the Workspace has been soft-deleted; on restore, the restored Workspace profile.</w:t>
       </w:r>
     </w:p>
     <w:p>
@@ -184,10 +206,65 @@
         <w:rPr>
           <w:b/>
         </w:rPr>
-        <w:t xml:space="preserve">BR1 (de xuat): </w:t>
+        <w:t xml:space="preserve">BR-01: </w:t>
       </w:r>
       <w:r>
-        <w:t>Chi Owner cap Agency moi xoa duoc.</w:t>
+        <w:t>Deletion is a soft delete — the Workspace status becomes SOFT_DELETED and the deletion timestamp is set; the record is not physically removed.</w:t>
+      </w:r>
+    </w:p>
+    <w:p>
+      <w:r>
+        <w:rPr>
+          <w:b/>
+        </w:rPr>
+        <w:t xml:space="preserve">BR-02: </w:t>
+      </w:r>
+      <w:r>
+        <w:t>Only the Agency OWNER may delete a Workspace — the Workspace MANAGER may not, unlike Update Workspace Profile which the MANAGER may perform.</w:t>
+      </w:r>
+    </w:p>
+    <w:p>
+      <w:r>
+        <w:rPr>
+          <w:b/>
+        </w:rPr>
+        <w:t xml:space="preserve">BR-03: </w:t>
+      </w:r>
+      <w:r>
+        <w:t>A caller who is not the Agency OWNER, including the Workspace MANAGER → 403 FORBIDDEN.</w:t>
+      </w:r>
+    </w:p>
+    <w:p>
+      <w:r>
+        <w:rPr>
+          <w:b/>
+        </w:rPr>
+        <w:t xml:space="preserve">BR-04: </w:t>
+      </w:r>
+      <w:r>
+        <w:t>Restoring later than 30 days after deletion → 410 RESTORE_WINDOW_EXPIRED.</w:t>
+      </w:r>
+    </w:p>
+    <w:p>
+      <w:r>
+        <w:rPr>
+          <w:b/>
+        </w:rPr>
+        <w:t xml:space="preserve">BR-05: </w:t>
+      </w:r>
+      <w:r>
+        <w:t>Every member and Client of the Workspace immediately loses access once it is deleted.</w:t>
+      </w:r>
+    </w:p>
+    <w:p>
+      <w:r>
+        <w:rPr>
+          <w:b/>
+        </w:rPr>
+        <w:t xml:space="preserve">BR-06: </w:t>
+      </w:r>
+      <w:r>
+        <w:t>All data inside the Workspace (Task, Campaign, Material and similar) becomes inactive rather than being deleted. *(Proposed — not yet implemented.)*</w:t>
       </w:r>
     </w:p>
     <w:p>
@@ -197,7 +274,17 @@
     </w:p>
     <w:p>
       <w:r>
-        <w:t>Khong phai Owner -&gt; 403 (de xuat).</w:t>
+        <w:t>The typed Workspace name must match the Workspace being deleted before the action is enabled.</w:t>
+      </w:r>
+    </w:p>
+    <w:p>
+      <w:r>
+        <w:t>The caller must be the Agency OWNER; otherwise 403 FORBIDDEN.</w:t>
+      </w:r>
+    </w:p>
+    <w:p>
+      <w:r>
+        <w:t>Restore is allowed only within 30 days of the deletion timestamp; otherwise 410 RESTORE_WINDOW_EXPIRED.</w:t>
       </w:r>
     </w:p>
     <w:p>
@@ -216,12 +303,32 @@
     </w:p>
     <w:p>
       <w:r>
-        <w:t>1. (DRAFT - chua code) Owner bam Delete.</w:t>
+        <w:t>1. Owner opens Workspace settings and chooses Delete.</w:t>
       </w:r>
     </w:p>
     <w:p>
       <w:r>
-        <w:t>2. FE goi DELETE .../{id} (endpoint chua ton tai).</w:t>
+        <w:t>2. Dialog asks the owner to type the Workspace name to confirm.</w:t>
+      </w:r>
+    </w:p>
+    <w:p>
+      <w:r>
+        <w:t>3. System confirms the caller is the Agency OWNER; otherwise the request fails with 403 FORBIDDEN.</w:t>
+      </w:r>
+    </w:p>
+    <w:p>
+      <w:r>
+        <w:t>4. System marks the Workspace as soft-deleted and records the deletion timestamp.</w:t>
+      </w:r>
+    </w:p>
+    <w:p>
+      <w:r>
+        <w:t>5. Every member and Client loses access immediately; all data inside the Workspace becomes inactive.</w:t>
+      </w:r>
+    </w:p>
+    <w:p>
+      <w:r>
+        <w:t>6. The Workspace disappears from active listings and becomes restorable for 30 days.</w:t>
       </w:r>
     </w:p>
     <w:p>
@@ -231,7 +338,22 @@
     </w:p>
     <w:p>
       <w:r>
-        <w:t>Toan bo flow la du kien, chua co nhanh loi that trong code.</w:t>
+        <w:t>Caller is not the Agency OWNER, even when they manage the Workspace → 403 FORBIDDEN.</w:t>
+      </w:r>
+    </w:p>
+    <w:p>
+      <w:r>
+        <w:t>Restoring after the 30-day window → 410 RESTORE_WINDOW_EXPIRED.</w:t>
+      </w:r>
+    </w:p>
+    <w:p>
+      <w:r>
+        <w:t>The Workspace holds Tasks in progress or awaiting Client review when deleted → all become inactive; a restore must bring back exactly their previous statuses rather than resetting them to backlog.</w:t>
+      </w:r>
+    </w:p>
+    <w:p>
+      <w:r>
+        <w:t>The feature has not been implemented yet → the delete action is unavailable until it ships.</w:t>
       </w:r>
     </w:p>
     <w:p>
@@ -251,7 +373,29 @@
         <w:t xml:space="preserve">-  </w:t>
       </w:r>
       <w:r>
-        <w:t>FR 3.4.15 van o trang thai Draft - chua implement.</w:t>
+        <w:t>The Workspace is marked soft-deleted with a deletion timestamp and is hidden from active listings.</w:t>
+      </w:r>
+    </w:p>
+    <w:p>
+      <w:pPr>
+        <w:ind w:left="360"/>
+      </w:pPr>
+      <w:r>
+        <w:t xml:space="preserve">-  </w:t>
+      </w:r>
+      <w:r>
+        <w:t>Every member and Client has lost access, and the Workspace's data is inactive.</w:t>
+      </w:r>
+    </w:p>
+    <w:p>
+      <w:pPr>
+        <w:ind w:left="360"/>
+      </w:pPr>
+      <w:r>
+        <w:t xml:space="preserve">-  </w:t>
+      </w:r>
+      <w:r>
+        <w:t>The Workspace remains restorable for 30 days.</w:t>
       </w:r>
     </w:p>
     <w:sectPr>

--- a/docs/feature/agency-workspace/3-4-15-delete-workspace/spec.docx
+++ b/docs/feature/agency-workspace/3-4-15-delete-workspace/spec.docx
@@ -120,9 +120,7 @@
       <w:pPr>
         <w:ind w:left="360"/>
       </w:pPr>
-      <w:r>
-        <w:t xml:space="preserve">-  </w:t>
-      </w:r>
+      <w:r/>
       <w:r>
         <w:t>A destructive confirmation dialog opened from Workspace settings, visible to the owner only.</w:t>
       </w:r>
@@ -131,9 +129,7 @@
       <w:pPr>
         <w:ind w:left="360"/>
       </w:pPr>
-      <w:r>
-        <w:t xml:space="preserve">-  </w:t>
-      </w:r>
+      <w:r/>
       <w:r>
         <w:t>The dialog requires the user to type the Workspace name before the destructive action is enabled.</w:t>
       </w:r>
@@ -142,9 +138,7 @@
       <w:pPr>
         <w:ind w:left="360"/>
       </w:pPr>
-      <w:r>
-        <w:t xml:space="preserve">-  </w:t>
-      </w:r>
+      <w:r/>
       <w:r>
         <w:t>A matching restore entry appears in the list of deleted Workspaces for 30 days.</w:t>
       </w:r>
@@ -369,9 +363,7 @@
       <w:pPr>
         <w:ind w:left="360"/>
       </w:pPr>
-      <w:r>
-        <w:t xml:space="preserve">-  </w:t>
-      </w:r>
+      <w:r/>
       <w:r>
         <w:t>The Workspace is marked soft-deleted with a deletion timestamp and is hidden from active listings.</w:t>
       </w:r>
@@ -380,9 +372,7 @@
       <w:pPr>
         <w:ind w:left="360"/>
       </w:pPr>
-      <w:r>
-        <w:t xml:space="preserve">-  </w:t>
-      </w:r>
+      <w:r/>
       <w:r>
         <w:t>Every member and Client has lost access, and the Workspace's data is inactive.</w:t>
       </w:r>
@@ -391,9 +381,7 @@
       <w:pPr>
         <w:ind w:left="360"/>
       </w:pPr>
-      <w:r>
-        <w:t xml:space="preserve">-  </w:t>
-      </w:r>
+      <w:r/>
       <w:r>
         <w:t>The Workspace remains restorable for 30 days.</w:t>
       </w:r>

--- a/docs/feature/agency-workspace/3-4-15-delete-workspace/spec.docx
+++ b/docs/feature/agency-workspace/3-4-15-delete-workspace/spec.docx
@@ -197,68 +197,27 @@
     </w:p>
     <w:p>
       <w:r>
-        <w:rPr>
-          <w:b/>
-        </w:rPr>
-        <w:t xml:space="preserve">BR-01: </w:t>
-      </w:r>
-      <w:r>
-        <w:t>Deletion is a soft delete — the Workspace status becomes SOFT_DELETED and the deletion timestamp is set; the record is not physically removed.</w:t>
+        <w:t>BR-26: Delete workspace is OWNER-only. Soft-delete vs hard-delete, and the interaction with an active paid subscription, are TBD (team decision) — invoices/payments are financial records that are likely not to be hard-deleted. (Proposed — not yet implemented; no backing controller/service method exists in the codebase today.)</w:t>
       </w:r>
     </w:p>
     <w:p>
-      <w:r>
-        <w:rPr>
-          <w:b/>
-        </w:rPr>
-        <w:t xml:space="preserve">BR-02: </w:t>
-      </w:r>
-      <w:r>
-        <w:t>Only the Agency OWNER may delete a Workspace — the Workspace MANAGER may not, unlike Update Workspace Profile which the MANAGER may perform.</w:t>
-      </w:r>
-    </w:p>
-    <w:p>
-      <w:r>
-        <w:rPr>
-          <w:b/>
-        </w:rPr>
-        <w:t xml:space="preserve">BR-03: </w:t>
-      </w:r>
       <w:r>
         <w:t>A caller who is not the Agency OWNER, including the Workspace MANAGER → 403 FORBIDDEN.</w:t>
       </w:r>
     </w:p>
     <w:p>
       <w:r>
-        <w:rPr>
-          <w:b/>
-        </w:rPr>
-        <w:t xml:space="preserve">BR-04: </w:t>
-      </w:r>
-      <w:r>
         <w:t>Restoring later than 30 days after deletion → 410 RESTORE_WINDOW_EXPIRED.</w:t>
       </w:r>
     </w:p>
     <w:p>
-      <w:r>
-        <w:rPr>
-          <w:b/>
-        </w:rPr>
-        <w:t xml:space="preserve">BR-05: </w:t>
-      </w:r>
       <w:r>
         <w:t>Every member and Client of the Workspace immediately loses access once it is deleted.</w:t>
       </w:r>
     </w:p>
     <w:p>
       <w:r>
-        <w:rPr>
-          <w:b/>
-        </w:rPr>
-        <w:t xml:space="preserve">BR-06: </w:t>
-      </w:r>
-      <w:r>
-        <w:t>All data inside the Workspace (Task, Campaign, Material and similar) becomes inactive rather than being deleted. *(Proposed — not yet implemented.)*</w:t>
+        <w:t>All data inside the Workspace (Task, Campaign, Material and similar) becomes inactive rather than being deleted. (Proposed — not yet implemented.)</w:t>
       </w:r>
     </w:p>
     <w:p>
@@ -273,21 +232,49 @@
     </w:p>
     <w:p>
       <w:r>
-        <w:t>The caller must be the Agency OWNER; otherwise 403 FORBIDDEN.</w:t>
+        <w:t xml:space="preserve">The caller must be the Agency OWNER (BR-26); otherwise 403 FORBIDDEN, toast </w:t>
+      </w:r>
+      <w:r>
+        <w:rPr>
+          <w:b/>
+        </w:rPr>
+        <w:t>MSG39</w:t>
+      </w:r>
+      <w:r>
+        <w:t>.</w:t>
+      </w:r>
+    </w:p>
+    <w:p>
+      <w:r>
+        <w:t xml:space="preserve">The Workspace must exist; otherwise 404 WORKSPACE_NOT_FOUND, toast </w:t>
+      </w:r>
+      <w:r>
+        <w:rPr>
+          <w:b/>
+        </w:rPr>
+        <w:t>MSG38</w:t>
+      </w:r>
+      <w:r>
+        <w:t>.</w:t>
+      </w:r>
+    </w:p>
+    <w:p>
+      <w:r>
+        <w:t xml:space="preserve">The caller must belong to the Workspace's Agency; otherwise toast </w:t>
+      </w:r>
+      <w:r>
+        <w:rPr>
+          <w:b/>
+        </w:rPr>
+        <w:t>MSG40</w:t>
+      </w:r>
+      <w:r>
+        <w:t>.</w:t>
       </w:r>
     </w:p>
     <w:p>
       <w:r>
         <w:t>Restore is allowed only within 30 days of the deletion timestamp; otherwise 410 RESTORE_WINDOW_EXPIRED.</w:t>
-      </w:r>
-    </w:p>
-    <w:p>
-      <w:r>
-        <w:rPr>
-          <w:b/>
-          <w:sz w:val="26"/>
-        </w:rPr>
-        <w:t>Functionalities</w:t>
       </w:r>
     </w:p>
     <w:p>
@@ -307,7 +294,7 @@
     </w:p>
     <w:p>
       <w:r>
-        <w:t>3. System confirms the caller is the Agency OWNER; otherwise the request fails with 403 FORBIDDEN.</w:t>
+        <w:t>3. System confirms the caller is the Agency OWNER (BR-26); otherwise the request fails with 403 FORBIDDEN.</w:t>
       </w:r>
     </w:p>
     <w:p>
@@ -322,7 +309,16 @@
     </w:p>
     <w:p>
       <w:r>
-        <w:t>6. The Workspace disappears from active listings and becomes restorable for 30 days.</w:t>
+        <w:t xml:space="preserve">6. The Workspace disappears from active listings and becomes restorable for 30 days; toast </w:t>
+      </w:r>
+      <w:r>
+        <w:rPr>
+          <w:b/>
+        </w:rPr>
+        <w:t>MSG93</w:t>
+      </w:r>
+      <w:r>
+        <w:t>.</w:t>
       </w:r>
     </w:p>
     <w:p>
@@ -332,7 +328,62 @@
     </w:p>
     <w:p>
       <w:r>
-        <w:t>Caller is not the Agency OWNER, even when they manage the Workspace → 403 FORBIDDEN.</w:t>
+        <w:t xml:space="preserve">3.a1: Caller is not the Agency OWNER, even when they manage the Workspace (BR-26) → 403 FORBIDDEN, toast </w:t>
+      </w:r>
+      <w:r>
+        <w:rPr>
+          <w:b/>
+        </w:rPr>
+        <w:t>MSG39</w:t>
+      </w:r>
+      <w:r>
+        <w:t>.</w:t>
+      </w:r>
+      <w:r>
+        <w:br/>
+      </w:r>
+      <w:r>
+        <w:t>3.a2: The caller returns to Workspace settings without deleting.</w:t>
+      </w:r>
+    </w:p>
+    <w:p>
+      <w:r>
+        <w:t xml:space="preserve">3.b1: The Workspace does not exist (already deleted or invalid id) → 404 WORKSPACE_NOT_FOUND, toast </w:t>
+      </w:r>
+      <w:r>
+        <w:rPr>
+          <w:b/>
+        </w:rPr>
+        <w:t>MSG38</w:t>
+      </w:r>
+      <w:r>
+        <w:t>.</w:t>
+      </w:r>
+      <w:r>
+        <w:br/>
+      </w:r>
+      <w:r>
+        <w:t>3.b2: The caller returns to the Workspace list.</w:t>
+      </w:r>
+    </w:p>
+    <w:p>
+      <w:r>
+        <w:t xml:space="preserve">3.c1: The caller does not belong to this Workspace's Agency → toast </w:t>
+      </w:r>
+      <w:r>
+        <w:rPr>
+          <w:b/>
+        </w:rPr>
+        <w:t>MSG40</w:t>
+      </w:r>
+      <w:r>
+        <w:t>.</w:t>
+      </w:r>
+      <w:r>
+        <w:br/>
+      </w:r>
+      <w:r>
+        <w:t>3.c2: The caller is returned to their own Workspace list.</w:t>
       </w:r>
     </w:p>
     <w:p>
